--- a/secao_7/Anotações secao_6.docx
+++ b/secao_7/Anotações secao_6.docx
@@ -7,6 +7,8 @@
         <w:rPr>
           <w:b/>
           <w:bCs/>
+          <w:sz w:val="32"/>
+          <w:szCs w:val="32"/>
         </w:rPr>
       </w:pPr>
       <w:r>
@@ -27,6 +29,8 @@
         <w:rPr>
           <w:b/>
           <w:bCs/>
+          <w:sz w:val="32"/>
+          <w:szCs w:val="32"/>
         </w:rPr>
         <w:t>SPRING DATA E INTEGRAÇÃO COM BANCO DE DADOS</w:t>
       </w:r>
@@ -87,6 +91,7 @@
         <w:rPr>
           <w:b/>
           <w:bCs/>
+          <w:noProof/>
         </w:rPr>
         <w:drawing>
           <wp:inline distT="0" distB="0" distL="0" distR="0" wp14:anchorId="4B2DA2BF" wp14:editId="40ECEA62">
@@ -176,6 +181,7 @@
         <w:rPr>
           <w:b/>
           <w:bCs/>
+          <w:noProof/>
         </w:rPr>
         <w:drawing>
           <wp:inline distT="0" distB="0" distL="0" distR="0" wp14:anchorId="49D401EA" wp14:editId="56BEFC42">
@@ -228,14 +234,7 @@
           <w:b/>
           <w:bCs/>
         </w:rPr>
-        <w:t>“</w:t>
-      </w:r>
-      <w:r>
-        <w:rPr>
-          <w:b/>
-          <w:bCs/>
-        </w:rPr>
-        <w:t>&lt;</w:t>
+        <w:t>“&lt;</w:t>
       </w:r>
       <w:proofErr w:type="spellStart"/>
       <w:r>
@@ -283,14 +282,7 @@
           <w:b/>
           <w:bCs/>
         </w:rPr>
-        <w:t>&gt;</w:t>
-      </w:r>
-      <w:r>
-        <w:rPr>
-          <w:b/>
-          <w:bCs/>
-        </w:rPr>
-        <w:t>”</w:t>
+        <w:t>&gt;”</w:t>
       </w:r>
       <w:r>
         <w:t xml:space="preserve"> para dizer para o </w:t>
@@ -320,15 +312,20 @@
     </w:p>
     <w:p>
       <w:pPr>
-        <w:rPr>
-          <w:b/>
-          <w:bCs/>
-        </w:rPr>
-      </w:pPr>
-      <w:r>
-        <w:rPr>
-          <w:b/>
-          <w:bCs/>
+        <w:jc w:val="center"/>
+        <w:rPr>
+          <w:b/>
+          <w:bCs/>
+          <w:sz w:val="32"/>
+          <w:szCs w:val="32"/>
+        </w:rPr>
+      </w:pPr>
+      <w:r>
+        <w:rPr>
+          <w:b/>
+          <w:bCs/>
+          <w:sz w:val="32"/>
+          <w:szCs w:val="32"/>
         </w:rPr>
         <w:t xml:space="preserve">CONFIGURANDO </w:t>
       </w:r>
@@ -337,6 +334,8 @@
         <w:rPr>
           <w:b/>
           <w:bCs/>
+          <w:sz w:val="32"/>
+          <w:szCs w:val="32"/>
         </w:rPr>
         <w:t>aplication.yml</w:t>
       </w:r>
@@ -353,6 +352,7 @@
         <w:rPr>
           <w:b/>
           <w:bCs/>
+          <w:noProof/>
         </w:rPr>
         <w:drawing>
           <wp:inline distT="0" distB="0" distL="0" distR="0" wp14:anchorId="6DE7C548" wp14:editId="5843F554">
@@ -492,10 +492,1011 @@
     </w:p>
     <w:p>
       <w:r>
+        <w:lastRenderedPageBreak/>
         <w:t>Dessa forma, a aplicação está pronta para se conectar ao banco e usar repositórios JPA sem precisar de configurações extras.</w:t>
       </w:r>
     </w:p>
+    <w:p>
+      <w:pPr>
+        <w:jc w:val="center"/>
+        <w:rPr>
+          <w:b/>
+          <w:bCs/>
+          <w:sz w:val="32"/>
+          <w:szCs w:val="32"/>
+        </w:rPr>
+      </w:pPr>
+      <w:r>
+        <w:rPr>
+          <w:b/>
+          <w:bCs/>
+          <w:sz w:val="32"/>
+          <w:szCs w:val="32"/>
+        </w:rPr>
+        <w:t>CRIANDO UM ENTIDADE</w:t>
+      </w:r>
+    </w:p>
+    <w:p>
+      <w:pPr>
+        <w:rPr>
+          <w:b/>
+          <w:bCs/>
+        </w:rPr>
+      </w:pPr>
+      <w:r>
+        <w:rPr>
+          <w:b/>
+          <w:bCs/>
+          <w:noProof/>
+        </w:rPr>
+        <w:drawing>
+          <wp:inline distT="0" distB="0" distL="0" distR="0" wp14:anchorId="6C481BC2" wp14:editId="1163D167">
+            <wp:extent cx="5400040" cy="4311015"/>
+            <wp:effectExtent l="0" t="0" r="0" b="0"/>
+            <wp:docPr id="655939431" name="Imagem 1" descr="Texto&#10;&#10;O conteúdo gerado por IA pode estar incorreto."/>
+            <wp:cNvGraphicFramePr>
+              <a:graphicFrameLocks xmlns:a="http://schemas.openxmlformats.org/drawingml/2006/main" noChangeAspect="1"/>
+            </wp:cNvGraphicFramePr>
+            <a:graphic xmlns:a="http://schemas.openxmlformats.org/drawingml/2006/main">
+              <a:graphicData uri="http://schemas.openxmlformats.org/drawingml/2006/picture">
+                <pic:pic xmlns:pic="http://schemas.openxmlformats.org/drawingml/2006/picture">
+                  <pic:nvPicPr>
+                    <pic:cNvPr id="655939431" name="Imagem 1" descr="Texto&#10;&#10;O conteúdo gerado por IA pode estar incorreto."/>
+                    <pic:cNvPicPr/>
+                  </pic:nvPicPr>
+                  <pic:blipFill>
+                    <a:blip r:embed="rId8"/>
+                    <a:stretch>
+                      <a:fillRect/>
+                    </a:stretch>
+                  </pic:blipFill>
+                  <pic:spPr>
+                    <a:xfrm>
+                      <a:off x="0" y="0"/>
+                      <a:ext cx="5400040" cy="4311015"/>
+                    </a:xfrm>
+                    <a:prstGeom prst="rect">
+                      <a:avLst/>
+                    </a:prstGeom>
+                  </pic:spPr>
+                </pic:pic>
+              </a:graphicData>
+            </a:graphic>
+          </wp:inline>
+        </w:drawing>
+      </w:r>
+    </w:p>
+    <w:p>
+      <w:pPr>
+        <w:rPr>
+          <w:b/>
+          <w:bCs/>
+        </w:rPr>
+      </w:pPr>
+    </w:p>
+    <w:p>
+      <w:pPr>
+        <w:jc w:val="center"/>
+        <w:rPr>
+          <w:b/>
+          <w:bCs/>
+          <w:sz w:val="32"/>
+          <w:szCs w:val="32"/>
+        </w:rPr>
+      </w:pPr>
+      <w:r>
+        <w:rPr>
+          <w:b/>
+          <w:bCs/>
+          <w:sz w:val="32"/>
+          <w:szCs w:val="32"/>
+        </w:rPr>
+        <w:t>CRIANDO UM REPOSITORIO</w:t>
+      </w:r>
+    </w:p>
+    <w:p>
+      <w:r>
+        <w:t>No Spring Data JPA, você precisa criar um repositório para cada entidade que deseja persistir no banco de dados</w:t>
+      </w:r>
+    </w:p>
+    <w:p>
+      <w:r>
+        <w:t>Repositório da classe Person</w:t>
+      </w:r>
+    </w:p>
+    <w:p>
+      <w:pPr>
+        <w:rPr>
+          <w:b/>
+          <w:bCs/>
+        </w:rPr>
+      </w:pPr>
+      <w:r>
+        <w:rPr>
+          <w:b/>
+          <w:bCs/>
+          <w:noProof/>
+        </w:rPr>
+        <w:drawing>
+          <wp:inline distT="0" distB="0" distL="0" distR="0" wp14:anchorId="5439D430" wp14:editId="67AA89BE">
+            <wp:extent cx="5400040" cy="581660"/>
+            <wp:effectExtent l="0" t="0" r="0" b="8890"/>
+            <wp:docPr id="1775222099" name="Imagem 1" descr="Interface gráfica do usuário&#10;&#10;O conteúdo gerado por IA pode estar incorreto."/>
+            <wp:cNvGraphicFramePr>
+              <a:graphicFrameLocks xmlns:a="http://schemas.openxmlformats.org/drawingml/2006/main" noChangeAspect="1"/>
+            </wp:cNvGraphicFramePr>
+            <a:graphic xmlns:a="http://schemas.openxmlformats.org/drawingml/2006/main">
+              <a:graphicData uri="http://schemas.openxmlformats.org/drawingml/2006/picture">
+                <pic:pic xmlns:pic="http://schemas.openxmlformats.org/drawingml/2006/picture">
+                  <pic:nvPicPr>
+                    <pic:cNvPr id="1775222099" name="Imagem 1" descr="Interface gráfica do usuário&#10;&#10;O conteúdo gerado por IA pode estar incorreto."/>
+                    <pic:cNvPicPr/>
+                  </pic:nvPicPr>
+                  <pic:blipFill>
+                    <a:blip r:embed="rId9"/>
+                    <a:stretch>
+                      <a:fillRect/>
+                    </a:stretch>
+                  </pic:blipFill>
+                  <pic:spPr>
+                    <a:xfrm>
+                      <a:off x="0" y="0"/>
+                      <a:ext cx="5400040" cy="581660"/>
+                    </a:xfrm>
+                    <a:prstGeom prst="rect">
+                      <a:avLst/>
+                    </a:prstGeom>
+                  </pic:spPr>
+                </pic:pic>
+              </a:graphicData>
+            </a:graphic>
+          </wp:inline>
+        </w:drawing>
+      </w:r>
+    </w:p>
+    <w:p>
+      <w:proofErr w:type="spellStart"/>
+      <w:r>
+        <w:t>JpaRepository</w:t>
+      </w:r>
+      <w:proofErr w:type="spellEnd"/>
+      <w:r>
+        <w:t xml:space="preserve">&lt;T, ID&gt; é uma </w:t>
+      </w:r>
+      <w:r>
+        <w:rPr>
+          <w:b/>
+          <w:bCs/>
+        </w:rPr>
+        <w:t>interface do Spring Data JPA</w:t>
+      </w:r>
+      <w:r>
+        <w:t xml:space="preserve"> que já fornece </w:t>
+      </w:r>
+      <w:r>
+        <w:rPr>
+          <w:b/>
+          <w:bCs/>
+        </w:rPr>
+        <w:t>métodos prontos</w:t>
+      </w:r>
+      <w:r>
+        <w:t xml:space="preserve"> para manipular o banco de dados.</w:t>
+      </w:r>
+    </w:p>
+    <w:p>
+      <w:r>
+        <w:t>&lt;Person, Long&gt; indica:</w:t>
+      </w:r>
+    </w:p>
+    <w:p>
+      <w:pPr>
+        <w:numPr>
+          <w:ilvl w:val="0"/>
+          <w:numId w:val="4"/>
+        </w:numPr>
+      </w:pPr>
+      <w:r>
+        <w:t>Person → a entidade que esse repositório vai gerenciar</w:t>
+      </w:r>
+    </w:p>
+    <w:p>
+      <w:pPr>
+        <w:numPr>
+          <w:ilvl w:val="0"/>
+          <w:numId w:val="4"/>
+        </w:numPr>
+      </w:pPr>
+      <w:r>
+        <w:lastRenderedPageBreak/>
+        <w:t>Long → o tipo da chave primária (id) da entidade</w:t>
+      </w:r>
+    </w:p>
     <w:p/>
+    <w:p>
+      <w:r>
+        <w:t xml:space="preserve">Sem o repositório, você teria que escrever todo o código de acesso ao banco manualmente, usando JDBC ou outra </w:t>
+      </w:r>
+      <w:proofErr w:type="spellStart"/>
+      <w:proofErr w:type="gramStart"/>
+      <w:r>
+        <w:t>tecnologia.O</w:t>
+      </w:r>
+      <w:proofErr w:type="spellEnd"/>
+      <w:proofErr w:type="gramEnd"/>
+      <w:r>
+        <w:t xml:space="preserve"> Spring Data JPA automatiza isso, tornando o desenvolvimento mais rápido e seguro.</w:t>
+      </w:r>
+    </w:p>
+    <w:p/>
+    <w:p>
+      <w:pPr>
+        <w:jc w:val="center"/>
+        <w:rPr>
+          <w:b/>
+          <w:bCs/>
+        </w:rPr>
+      </w:pPr>
+      <w:r>
+        <w:rPr>
+          <w:b/>
+          <w:bCs/>
+        </w:rPr>
+        <w:t>CONFIGURANDO PERSON SERVICE PARA SALVAR OS DADOS NO BANCO</w:t>
+      </w:r>
+    </w:p>
+    <w:p>
+      <w:pPr>
+        <w:rPr>
+          <w:b/>
+          <w:bCs/>
+        </w:rPr>
+      </w:pPr>
+    </w:p>
+    <w:p>
+      <w:pPr>
+        <w:rPr>
+          <w:b/>
+          <w:bCs/>
+        </w:rPr>
+      </w:pPr>
+    </w:p>
+    <w:p>
+      <w:pPr>
+        <w:rPr>
+          <w:b/>
+          <w:bCs/>
+        </w:rPr>
+      </w:pPr>
+      <w:r>
+        <w:rPr>
+          <w:b/>
+          <w:bCs/>
+          <w:noProof/>
+        </w:rPr>
+        <mc:AlternateContent>
+          <mc:Choice Requires="wpi">
+            <w:drawing>
+              <wp:anchor distT="0" distB="0" distL="114300" distR="114300" simplePos="0" relativeHeight="251663360" behindDoc="0" locked="0" layoutInCell="1" allowOverlap="1" wp14:anchorId="0CE4D4B1" wp14:editId="4DAC4CE9">
+                <wp:simplePos x="0" y="0"/>
+                <wp:positionH relativeFrom="column">
+                  <wp:posOffset>643811</wp:posOffset>
+                </wp:positionH>
+                <wp:positionV relativeFrom="paragraph">
+                  <wp:posOffset>1276608</wp:posOffset>
+                </wp:positionV>
+                <wp:extent cx="953280" cy="239760"/>
+                <wp:effectExtent l="38100" t="38100" r="18415" b="46355"/>
+                <wp:wrapNone/>
+                <wp:docPr id="770680067" name="Tinta 5"/>
+                <wp:cNvGraphicFramePr/>
+                <a:graphic xmlns:a="http://schemas.openxmlformats.org/drawingml/2006/main">
+                  <a:graphicData uri="http://schemas.microsoft.com/office/word/2010/wordprocessingInk">
+                    <w14:contentPart bwMode="auto" r:id="rId10">
+                      <w14:nvContentPartPr>
+                        <w14:cNvContentPartPr/>
+                      </w14:nvContentPartPr>
+                      <w14:xfrm>
+                        <a:off x="0" y="0"/>
+                        <a:ext cx="953280" cy="239760"/>
+                      </w14:xfrm>
+                    </w14:contentPart>
+                  </a:graphicData>
+                </a:graphic>
+              </wp:anchor>
+            </w:drawing>
+          </mc:Choice>
+          <mc:Fallback>
+            <w:pict>
+              <v:shapetype w14:anchorId="3709E0AC" id="_x0000_t75" coordsize="21600,21600" o:spt="75" o:preferrelative="t" path="m@4@5l@4@11@9@11@9@5xe" filled="f" stroked="f">
+                <v:stroke joinstyle="miter"/>
+                <v:formulas>
+                  <v:f eqn="if lineDrawn pixelLineWidth 0"/>
+                  <v:f eqn="sum @0 1 0"/>
+                  <v:f eqn="sum 0 0 @1"/>
+                  <v:f eqn="prod @2 1 2"/>
+                  <v:f eqn="prod @3 21600 pixelWidth"/>
+                  <v:f eqn="prod @3 21600 pixelHeight"/>
+                  <v:f eqn="sum @0 0 1"/>
+                  <v:f eqn="prod @6 1 2"/>
+                  <v:f eqn="prod @7 21600 pixelWidth"/>
+                  <v:f eqn="sum @8 21600 0"/>
+                  <v:f eqn="prod @7 21600 pixelHeight"/>
+                  <v:f eqn="sum @10 21600 0"/>
+                </v:formulas>
+                <v:path o:extrusionok="f" gradientshapeok="t" o:connecttype="rect"/>
+                <o:lock v:ext="edit" aspectratio="t"/>
+              </v:shapetype>
+              <v:shape id="Tinta 5" o:spid="_x0000_s1026" type="#_x0000_t75" style="position:absolute;margin-left:50.2pt;margin-top:100pt;width:76.05pt;height:19.9pt;z-index:251663360;visibility:visible;mso-wrap-style:square;mso-wrap-distance-left:9pt;mso-wrap-distance-top:0;mso-wrap-distance-right:9pt;mso-wrap-distance-bottom:0;mso-position-horizontal:absolute;mso-position-horizontal-relative:text;mso-position-vertical:absolute;mso-position-vertical-relative:text" o:gfxdata="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">
+                <v:imagedata r:id="rId11" o:title=""/>
+              </v:shape>
+            </w:pict>
+          </mc:Fallback>
+        </mc:AlternateContent>
+      </w:r>
+      <w:r>
+        <w:rPr>
+          <w:b/>
+          <w:bCs/>
+          <w:noProof/>
+        </w:rPr>
+        <mc:AlternateContent>
+          <mc:Choice Requires="wpi">
+            <w:drawing>
+              <wp:anchor distT="0" distB="0" distL="114300" distR="114300" simplePos="0" relativeHeight="251662336" behindDoc="0" locked="0" layoutInCell="1" allowOverlap="1" wp14:anchorId="6F8FCA04" wp14:editId="63A47839">
+                <wp:simplePos x="0" y="0"/>
+                <wp:positionH relativeFrom="column">
+                  <wp:posOffset>696371</wp:posOffset>
+                </wp:positionH>
+                <wp:positionV relativeFrom="paragraph">
+                  <wp:posOffset>2659728</wp:posOffset>
+                </wp:positionV>
+                <wp:extent cx="360" cy="360"/>
+                <wp:effectExtent l="38100" t="38100" r="38100" b="38100"/>
+                <wp:wrapNone/>
+                <wp:docPr id="926667220" name="Tinta 4"/>
+                <wp:cNvGraphicFramePr/>
+                <a:graphic xmlns:a="http://schemas.openxmlformats.org/drawingml/2006/main">
+                  <a:graphicData uri="http://schemas.microsoft.com/office/word/2010/wordprocessingInk">
+                    <w14:contentPart bwMode="auto" r:id="rId12">
+                      <w14:nvContentPartPr>
+                        <w14:cNvContentPartPr/>
+                      </w14:nvContentPartPr>
+                      <w14:xfrm>
+                        <a:off x="0" y="0"/>
+                        <a:ext cx="360" cy="360"/>
+                      </w14:xfrm>
+                    </w14:contentPart>
+                  </a:graphicData>
+                </a:graphic>
+              </wp:anchor>
+            </w:drawing>
+          </mc:Choice>
+          <mc:Fallback>
+            <w:pict>
+              <v:shape w14:anchorId="792A4597" id="Tinta 4" o:spid="_x0000_s1026" type="#_x0000_t75" style="position:absolute;margin-left:54.35pt;margin-top:208.95pt;width:1.05pt;height:1.05pt;z-index:251662336;visibility:visible;mso-wrap-style:square;mso-wrap-distance-left:9pt;mso-wrap-distance-top:0;mso-wrap-distance-right:9pt;mso-wrap-distance-bottom:0;mso-position-horizontal:absolute;mso-position-horizontal-relative:text;mso-position-vertical:absolute;mso-position-vertical-relative:text" o:gfxdata="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">
+                <v:imagedata r:id="rId13" o:title=""/>
+              </v:shape>
+            </w:pict>
+          </mc:Fallback>
+        </mc:AlternateContent>
+      </w:r>
+      <w:r>
+        <w:rPr>
+          <w:b/>
+          <w:bCs/>
+          <w:noProof/>
+        </w:rPr>
+        <mc:AlternateContent>
+          <mc:Choice Requires="wpi">
+            <w:drawing>
+              <wp:anchor distT="0" distB="0" distL="114300" distR="114300" simplePos="0" relativeHeight="251661312" behindDoc="0" locked="0" layoutInCell="1" allowOverlap="1" wp14:anchorId="1DD7D726" wp14:editId="1EFF9B50">
+                <wp:simplePos x="0" y="0"/>
+                <wp:positionH relativeFrom="column">
+                  <wp:posOffset>659291</wp:posOffset>
+                </wp:positionH>
+                <wp:positionV relativeFrom="paragraph">
+                  <wp:posOffset>2808048</wp:posOffset>
+                </wp:positionV>
+                <wp:extent cx="360" cy="360"/>
+                <wp:effectExtent l="38100" t="38100" r="38100" b="38100"/>
+                <wp:wrapNone/>
+                <wp:docPr id="1394717730" name="Tinta 3"/>
+                <wp:cNvGraphicFramePr/>
+                <a:graphic xmlns:a="http://schemas.openxmlformats.org/drawingml/2006/main">
+                  <a:graphicData uri="http://schemas.microsoft.com/office/word/2010/wordprocessingInk">
+                    <w14:contentPart bwMode="auto" r:id="rId14">
+                      <w14:nvContentPartPr>
+                        <w14:cNvContentPartPr/>
+                      </w14:nvContentPartPr>
+                      <w14:xfrm>
+                        <a:off x="0" y="0"/>
+                        <a:ext cx="360" cy="360"/>
+                      </w14:xfrm>
+                    </w14:contentPart>
+                  </a:graphicData>
+                </a:graphic>
+              </wp:anchor>
+            </w:drawing>
+          </mc:Choice>
+          <mc:Fallback>
+            <w:pict>
+              <v:shape w14:anchorId="4C71BC99" id="Tinta 3" o:spid="_x0000_s1026" type="#_x0000_t75" style="position:absolute;margin-left:51.4pt;margin-top:220.6pt;width:1.05pt;height:1.05pt;z-index:251661312;visibility:visible;mso-wrap-style:square;mso-wrap-distance-left:9pt;mso-wrap-distance-top:0;mso-wrap-distance-right:9pt;mso-wrap-distance-bottom:0;mso-position-horizontal:absolute;mso-position-horizontal-relative:text;mso-position-vertical:absolute;mso-position-vertical-relative:text" o:gfxdata="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">
+                <v:imagedata r:id="rId13" o:title=""/>
+              </v:shape>
+            </w:pict>
+          </mc:Fallback>
+        </mc:AlternateContent>
+      </w:r>
+      <w:r>
+        <w:rPr>
+          <w:b/>
+          <w:bCs/>
+          <w:noProof/>
+        </w:rPr>
+        <mc:AlternateContent>
+          <mc:Choice Requires="wpi">
+            <w:drawing>
+              <wp:anchor distT="0" distB="0" distL="114300" distR="114300" simplePos="0" relativeHeight="251660288" behindDoc="0" locked="0" layoutInCell="1" allowOverlap="1" wp14:anchorId="6B1B672F" wp14:editId="15E38B18">
+                <wp:simplePos x="0" y="0"/>
+                <wp:positionH relativeFrom="column">
+                  <wp:posOffset>-22189</wp:posOffset>
+                </wp:positionH>
+                <wp:positionV relativeFrom="paragraph">
+                  <wp:posOffset>520248</wp:posOffset>
+                </wp:positionV>
+                <wp:extent cx="1496880" cy="397440"/>
+                <wp:effectExtent l="38100" t="38100" r="27305" b="41275"/>
+                <wp:wrapNone/>
+                <wp:docPr id="757887758" name="Tinta 2"/>
+                <wp:cNvGraphicFramePr/>
+                <a:graphic xmlns:a="http://schemas.openxmlformats.org/drawingml/2006/main">
+                  <a:graphicData uri="http://schemas.microsoft.com/office/word/2010/wordprocessingInk">
+                    <w14:contentPart bwMode="auto" r:id="rId15">
+                      <w14:nvContentPartPr>
+                        <w14:cNvContentPartPr/>
+                      </w14:nvContentPartPr>
+                      <w14:xfrm>
+                        <a:off x="0" y="0"/>
+                        <a:ext cx="1496880" cy="397440"/>
+                      </w14:xfrm>
+                    </w14:contentPart>
+                  </a:graphicData>
+                </a:graphic>
+              </wp:anchor>
+            </w:drawing>
+          </mc:Choice>
+          <mc:Fallback>
+            <w:pict>
+              <v:shape w14:anchorId="5173C105" id="Tinta 2" o:spid="_x0000_s1026" type="#_x0000_t75" style="position:absolute;margin-left:-2.25pt;margin-top:40.45pt;width:118.85pt;height:32.3pt;z-index:251660288;visibility:visible;mso-wrap-style:square;mso-wrap-distance-left:9pt;mso-wrap-distance-top:0;mso-wrap-distance-right:9pt;mso-wrap-distance-bottom:0;mso-position-horizontal:absolute;mso-position-horizontal-relative:text;mso-position-vertical:absolute;mso-position-vertical-relative:text" o:gfxdata="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">
+                <v:imagedata r:id="rId16" o:title=""/>
+              </v:shape>
+            </w:pict>
+          </mc:Fallback>
+        </mc:AlternateContent>
+      </w:r>
+      <w:r>
+        <w:rPr>
+          <w:b/>
+          <w:bCs/>
+        </w:rPr>
+        <w:drawing>
+          <wp:inline distT="0" distB="0" distL="0" distR="0" wp14:anchorId="35B7D4B6" wp14:editId="4B511C36">
+            <wp:extent cx="5400040" cy="2298700"/>
+            <wp:effectExtent l="0" t="0" r="0" b="6350"/>
+            <wp:docPr id="2029527061" name="Imagem 1" descr="Texto&#10;&#10;O conteúdo gerado por IA pode estar incorreto."/>
+            <wp:cNvGraphicFramePr>
+              <a:graphicFrameLocks xmlns:a="http://schemas.openxmlformats.org/drawingml/2006/main" noChangeAspect="1"/>
+            </wp:cNvGraphicFramePr>
+            <a:graphic xmlns:a="http://schemas.openxmlformats.org/drawingml/2006/main">
+              <a:graphicData uri="http://schemas.openxmlformats.org/drawingml/2006/picture">
+                <pic:pic xmlns:pic="http://schemas.openxmlformats.org/drawingml/2006/picture">
+                  <pic:nvPicPr>
+                    <pic:cNvPr id="2029527061" name="Imagem 1" descr="Texto&#10;&#10;O conteúdo gerado por IA pode estar incorreto."/>
+                    <pic:cNvPicPr/>
+                  </pic:nvPicPr>
+                  <pic:blipFill>
+                    <a:blip r:embed="rId17"/>
+                    <a:stretch>
+                      <a:fillRect/>
+                    </a:stretch>
+                  </pic:blipFill>
+                  <pic:spPr>
+                    <a:xfrm>
+                      <a:off x="0" y="0"/>
+                      <a:ext cx="5400040" cy="2298700"/>
+                    </a:xfrm>
+                    <a:prstGeom prst="rect">
+                      <a:avLst/>
+                    </a:prstGeom>
+                  </pic:spPr>
+                </pic:pic>
+              </a:graphicData>
+            </a:graphic>
+          </wp:inline>
+        </w:drawing>
+      </w:r>
+    </w:p>
+    <w:p>
+      <w:pPr>
+        <w:rPr>
+          <w:b/>
+          <w:bCs/>
+        </w:rPr>
+      </w:pPr>
+    </w:p>
+    <w:p>
+      <w:pPr>
+        <w:rPr>
+          <w:b/>
+          <w:bCs/>
+        </w:rPr>
+      </w:pPr>
+      <w:r>
+        <w:rPr>
+          <w:noProof/>
+        </w:rPr>
+        <mc:AlternateContent>
+          <mc:Choice Requires="wpi">
+            <w:drawing>
+              <wp:anchor distT="0" distB="0" distL="114300" distR="114300" simplePos="0" relativeHeight="251664384" behindDoc="0" locked="0" layoutInCell="1" allowOverlap="1" wp14:anchorId="285A810D" wp14:editId="6CC17653">
+                <wp:simplePos x="0" y="0"/>
+                <wp:positionH relativeFrom="column">
+                  <wp:posOffset>317291</wp:posOffset>
+                </wp:positionH>
+                <wp:positionV relativeFrom="paragraph">
+                  <wp:posOffset>795633</wp:posOffset>
+                </wp:positionV>
+                <wp:extent cx="360" cy="360"/>
+                <wp:effectExtent l="38100" t="38100" r="38100" b="38100"/>
+                <wp:wrapNone/>
+                <wp:docPr id="1430557411" name="Tinta 7"/>
+                <wp:cNvGraphicFramePr/>
+                <a:graphic xmlns:a="http://schemas.openxmlformats.org/drawingml/2006/main">
+                  <a:graphicData uri="http://schemas.microsoft.com/office/word/2010/wordprocessingInk">
+                    <w14:contentPart bwMode="auto" r:id="rId18">
+                      <w14:nvContentPartPr>
+                        <w14:cNvContentPartPr/>
+                      </w14:nvContentPartPr>
+                      <w14:xfrm>
+                        <a:off x="0" y="0"/>
+                        <a:ext cx="360" cy="360"/>
+                      </w14:xfrm>
+                    </w14:contentPart>
+                  </a:graphicData>
+                </a:graphic>
+              </wp:anchor>
+            </w:drawing>
+          </mc:Choice>
+          <mc:Fallback>
+            <w:pict>
+              <v:shape w14:anchorId="64B271A9" id="Tinta 7" o:spid="_x0000_s1026" type="#_x0000_t75" style="position:absolute;margin-left:24.5pt;margin-top:62.15pt;width:1.05pt;height:1.05pt;z-index:251664384;visibility:visible;mso-wrap-style:square;mso-wrap-distance-left:9pt;mso-wrap-distance-top:0;mso-wrap-distance-right:9pt;mso-wrap-distance-bottom:0;mso-position-horizontal:absolute;mso-position-horizontal-relative:text;mso-position-vertical:absolute;mso-position-vertical-relative:text" o:gfxdata="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">
+                <v:imagedata r:id="rId13" o:title=""/>
+              </v:shape>
+            </w:pict>
+          </mc:Fallback>
+        </mc:AlternateContent>
+      </w:r>
+      <w:proofErr w:type="spellStart"/>
+      <w:r>
+        <w:t>PersonReposity</w:t>
+      </w:r>
+      <w:proofErr w:type="spellEnd"/>
+      <w:r>
+        <w:t xml:space="preserve"> </w:t>
+      </w:r>
+      <w:proofErr w:type="spellStart"/>
+      <w:r>
+        <w:t>repository</w:t>
+      </w:r>
+      <w:proofErr w:type="spellEnd"/>
+      <w:r>
+        <w:t xml:space="preserve"> é uma instancia do </w:t>
+      </w:r>
+      <w:proofErr w:type="spellStart"/>
+      <w:r>
+        <w:t>PersonReposity</w:t>
+      </w:r>
+      <w:proofErr w:type="spellEnd"/>
+      <w:r>
+        <w:t xml:space="preserve"> e fornece alguns métodos </w:t>
+      </w:r>
+      <w:proofErr w:type="spellStart"/>
+      <w:r>
+        <w:t>herdadados</w:t>
+      </w:r>
+      <w:proofErr w:type="spellEnd"/>
+      <w:r>
+        <w:t xml:space="preserve"> como </w:t>
+      </w:r>
+      <w:proofErr w:type="spellStart"/>
+      <w:proofErr w:type="gramStart"/>
+      <w:r>
+        <w:rPr>
+          <w:b/>
+          <w:bCs/>
+        </w:rPr>
+        <w:t>findAll</w:t>
+      </w:r>
+      <w:proofErr w:type="spellEnd"/>
+      <w:r>
+        <w:rPr>
+          <w:b/>
+          <w:bCs/>
+        </w:rPr>
+        <w:t>(</w:t>
+      </w:r>
+      <w:proofErr w:type="gramEnd"/>
+      <w:r>
+        <w:rPr>
+          <w:b/>
+          <w:bCs/>
+        </w:rPr>
+        <w:t xml:space="preserve">), </w:t>
+      </w:r>
+      <w:proofErr w:type="spellStart"/>
+      <w:proofErr w:type="gramStart"/>
+      <w:r>
+        <w:rPr>
+          <w:b/>
+          <w:bCs/>
+        </w:rPr>
+        <w:t>findById</w:t>
+      </w:r>
+      <w:proofErr w:type="spellEnd"/>
+      <w:r>
+        <w:rPr>
+          <w:b/>
+          <w:bCs/>
+        </w:rPr>
+        <w:t>(</w:t>
+      </w:r>
+      <w:proofErr w:type="gramEnd"/>
+      <w:r>
+        <w:rPr>
+          <w:b/>
+          <w:bCs/>
+        </w:rPr>
+        <w:t xml:space="preserve">), </w:t>
+      </w:r>
+      <w:proofErr w:type="spellStart"/>
+      <w:proofErr w:type="gramStart"/>
+      <w:r>
+        <w:rPr>
+          <w:b/>
+          <w:bCs/>
+        </w:rPr>
+        <w:t>save</w:t>
+      </w:r>
+      <w:proofErr w:type="spellEnd"/>
+      <w:r>
+        <w:rPr>
+          <w:b/>
+          <w:bCs/>
+        </w:rPr>
+        <w:t>(</w:t>
+      </w:r>
+      <w:proofErr w:type="gramEnd"/>
+      <w:r>
+        <w:rPr>
+          <w:b/>
+          <w:bCs/>
+        </w:rPr>
+        <w:t xml:space="preserve">), </w:t>
+      </w:r>
+      <w:proofErr w:type="gramStart"/>
+      <w:r>
+        <w:rPr>
+          <w:b/>
+          <w:bCs/>
+        </w:rPr>
+        <w:t>delete(</w:t>
+      </w:r>
+      <w:proofErr w:type="gramEnd"/>
+      <w:r>
+        <w:rPr>
+          <w:b/>
+          <w:bCs/>
+        </w:rPr>
+        <w:t>).</w:t>
+      </w:r>
+    </w:p>
+    <w:p>
+      <w:pPr>
+        <w:rPr>
+          <w:b/>
+          <w:bCs/>
+        </w:rPr>
+      </w:pPr>
+    </w:p>
+    <w:p>
+      <w:r>
+        <w:drawing>
+          <wp:inline distT="0" distB="0" distL="0" distR="0" wp14:anchorId="47B8352F" wp14:editId="2260AF57">
+            <wp:extent cx="5400040" cy="444500"/>
+            <wp:effectExtent l="0" t="0" r="0" b="0"/>
+            <wp:docPr id="2119320310" name="Imagem 1"/>
+            <wp:cNvGraphicFramePr>
+              <a:graphicFrameLocks xmlns:a="http://schemas.openxmlformats.org/drawingml/2006/main" noChangeAspect="1"/>
+            </wp:cNvGraphicFramePr>
+            <a:graphic xmlns:a="http://schemas.openxmlformats.org/drawingml/2006/main">
+              <a:graphicData uri="http://schemas.openxmlformats.org/drawingml/2006/picture">
+                <pic:pic xmlns:pic="http://schemas.openxmlformats.org/drawingml/2006/picture">
+                  <pic:nvPicPr>
+                    <pic:cNvPr id="2119320310" name=""/>
+                    <pic:cNvPicPr/>
+                  </pic:nvPicPr>
+                  <pic:blipFill>
+                    <a:blip r:embed="rId19"/>
+                    <a:stretch>
+                      <a:fillRect/>
+                    </a:stretch>
+                  </pic:blipFill>
+                  <pic:spPr>
+                    <a:xfrm>
+                      <a:off x="0" y="0"/>
+                      <a:ext cx="5400040" cy="444500"/>
+                    </a:xfrm>
+                    <a:prstGeom prst="rect">
+                      <a:avLst/>
+                    </a:prstGeom>
+                  </pic:spPr>
+                </pic:pic>
+              </a:graphicData>
+            </a:graphic>
+          </wp:inline>
+        </w:drawing>
+      </w:r>
+    </w:p>
+    <w:p>
+      <w:r>
+        <w:t>Caso a função não de certo irá lançar uma exceção personalizada.</w:t>
+      </w:r>
+    </w:p>
+    <w:p/>
+    <w:p/>
+    <w:p/>
+    <w:p/>
+    <w:p/>
+    <w:p/>
+    <w:p/>
+    <w:p/>
+    <w:p/>
+    <w:p>
+      <w:pPr>
+        <w:jc w:val="center"/>
+        <w:rPr>
+          <w:b/>
+          <w:bCs/>
+        </w:rPr>
+      </w:pPr>
+      <w:r>
+        <w:rPr>
+          <w:b/>
+          <w:bCs/>
+        </w:rPr>
+        <w:t>@RequestMapping VS @GetMapping</w:t>
+      </w:r>
+    </w:p>
+    <w:p>
+      <w:r>
+        <w:t xml:space="preserve">O uso do </w:t>
+      </w:r>
+      <w:proofErr w:type="spellStart"/>
+      <w:r>
+        <w:t>RequestMapping</w:t>
+      </w:r>
+      <w:proofErr w:type="spellEnd"/>
+      <w:r>
+        <w:t xml:space="preserve"> é necessário passar o método da requisição </w:t>
+      </w:r>
+    </w:p>
+    <w:p>
+      <w:r>
+        <w:rPr>
+          <w:noProof/>
+        </w:rPr>
+        <mc:AlternateContent>
+          <mc:Choice Requires="wpi">
+            <w:drawing>
+              <wp:anchor distT="0" distB="0" distL="114300" distR="114300" simplePos="0" relativeHeight="251665408" behindDoc="0" locked="0" layoutInCell="1" allowOverlap="1" wp14:anchorId="0A6F07C5" wp14:editId="444B0D12">
+                <wp:simplePos x="0" y="0"/>
+                <wp:positionH relativeFrom="column">
+                  <wp:posOffset>301606</wp:posOffset>
+                </wp:positionH>
+                <wp:positionV relativeFrom="paragraph">
+                  <wp:posOffset>478138</wp:posOffset>
+                </wp:positionV>
+                <wp:extent cx="2619360" cy="246240"/>
+                <wp:effectExtent l="38100" t="38100" r="29210" b="40005"/>
+                <wp:wrapNone/>
+                <wp:docPr id="1715232718" name="Tinta 8"/>
+                <wp:cNvGraphicFramePr/>
+                <a:graphic xmlns:a="http://schemas.openxmlformats.org/drawingml/2006/main">
+                  <a:graphicData uri="http://schemas.microsoft.com/office/word/2010/wordprocessingInk">
+                    <w14:contentPart bwMode="auto" r:id="rId20">
+                      <w14:nvContentPartPr>
+                        <w14:cNvContentPartPr/>
+                      </w14:nvContentPartPr>
+                      <w14:xfrm>
+                        <a:off x="0" y="0"/>
+                        <a:ext cx="2619360" cy="246240"/>
+                      </w14:xfrm>
+                    </w14:contentPart>
+                  </a:graphicData>
+                </a:graphic>
+              </wp:anchor>
+            </w:drawing>
+          </mc:Choice>
+          <mc:Fallback>
+            <w:pict>
+              <v:shape w14:anchorId="5593262E" id="Tinta 8" o:spid="_x0000_s1026" type="#_x0000_t75" style="position:absolute;margin-left:23.25pt;margin-top:37.15pt;width:207.25pt;height:20.4pt;z-index:251665408;visibility:visible;mso-wrap-style:square;mso-wrap-distance-left:9pt;mso-wrap-distance-top:0;mso-wrap-distance-right:9pt;mso-wrap-distance-bottom:0;mso-position-horizontal:absolute;mso-position-horizontal-relative:text;mso-position-vertical:absolute;mso-position-vertical-relative:text" o:gfxdata="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">
+                <v:imagedata r:id="rId21" o:title=""/>
+              </v:shape>
+            </w:pict>
+          </mc:Fallback>
+        </mc:AlternateContent>
+      </w:r>
+      <w:r>
+        <w:drawing>
+          <wp:inline distT="0" distB="0" distL="0" distR="0" wp14:anchorId="1A172F2F" wp14:editId="0B0F9866">
+            <wp:extent cx="4572638" cy="1933845"/>
+            <wp:effectExtent l="0" t="0" r="0" b="9525"/>
+            <wp:docPr id="156857672" name="Imagem 1" descr="Texto&#10;&#10;O conteúdo gerado por IA pode estar incorreto."/>
+            <wp:cNvGraphicFramePr>
+              <a:graphicFrameLocks xmlns:a="http://schemas.openxmlformats.org/drawingml/2006/main" noChangeAspect="1"/>
+            </wp:cNvGraphicFramePr>
+            <a:graphic xmlns:a="http://schemas.openxmlformats.org/drawingml/2006/main">
+              <a:graphicData uri="http://schemas.openxmlformats.org/drawingml/2006/picture">
+                <pic:pic xmlns:pic="http://schemas.openxmlformats.org/drawingml/2006/picture">
+                  <pic:nvPicPr>
+                    <pic:cNvPr id="156857672" name="Imagem 1" descr="Texto&#10;&#10;O conteúdo gerado por IA pode estar incorreto."/>
+                    <pic:cNvPicPr/>
+                  </pic:nvPicPr>
+                  <pic:blipFill>
+                    <a:blip r:embed="rId22"/>
+                    <a:stretch>
+                      <a:fillRect/>
+                    </a:stretch>
+                  </pic:blipFill>
+                  <pic:spPr>
+                    <a:xfrm>
+                      <a:off x="0" y="0"/>
+                      <a:ext cx="4572638" cy="1933845"/>
+                    </a:xfrm>
+                    <a:prstGeom prst="rect">
+                      <a:avLst/>
+                    </a:prstGeom>
+                  </pic:spPr>
+                </pic:pic>
+              </a:graphicData>
+            </a:graphic>
+          </wp:inline>
+        </w:drawing>
+      </w:r>
+    </w:p>
+    <w:p>
+      <w:r>
+        <w:t>Já usando o @GetMapping não é necessário</w:t>
+      </w:r>
+    </w:p>
+    <w:p>
+      <w:r>
+        <w:drawing>
+          <wp:anchor distT="0" distB="0" distL="114300" distR="114300" simplePos="0" relativeHeight="251666432" behindDoc="0" locked="0" layoutInCell="1" allowOverlap="1" wp14:anchorId="28DCE05C" wp14:editId="001E7176">
+            <wp:simplePos x="1077951" y="5196468"/>
+            <wp:positionH relativeFrom="column">
+              <wp:align>left</wp:align>
+            </wp:positionH>
+            <wp:positionV relativeFrom="paragraph">
+              <wp:align>top</wp:align>
+            </wp:positionV>
+            <wp:extent cx="4629796" cy="1438476"/>
+            <wp:effectExtent l="0" t="0" r="0" b="9525"/>
+            <wp:wrapSquare wrapText="bothSides"/>
+            <wp:docPr id="875433195" name="Imagem 1" descr="Texto&#10;&#10;O conteúdo gerado por IA pode estar incorreto."/>
+            <wp:cNvGraphicFramePr>
+              <a:graphicFrameLocks xmlns:a="http://schemas.openxmlformats.org/drawingml/2006/main" noChangeAspect="1"/>
+            </wp:cNvGraphicFramePr>
+            <a:graphic xmlns:a="http://schemas.openxmlformats.org/drawingml/2006/main">
+              <a:graphicData uri="http://schemas.openxmlformats.org/drawingml/2006/picture">
+                <pic:pic xmlns:pic="http://schemas.openxmlformats.org/drawingml/2006/picture">
+                  <pic:nvPicPr>
+                    <pic:cNvPr id="875433195" name="Imagem 1" descr="Texto&#10;&#10;O conteúdo gerado por IA pode estar incorreto."/>
+                    <pic:cNvPicPr/>
+                  </pic:nvPicPr>
+                  <pic:blipFill>
+                    <a:blip r:embed="rId23">
+                      <a:extLst>
+                        <a:ext uri="{28A0092B-C50C-407E-A947-70E740481C1C}">
+                          <a14:useLocalDpi xmlns:a14="http://schemas.microsoft.com/office/drawing/2010/main" val="0"/>
+                        </a:ext>
+                      </a:extLst>
+                    </a:blip>
+                    <a:stretch>
+                      <a:fillRect/>
+                    </a:stretch>
+                  </pic:blipFill>
+                  <pic:spPr>
+                    <a:xfrm>
+                      <a:off x="0" y="0"/>
+                      <a:ext cx="4629796" cy="1438476"/>
+                    </a:xfrm>
+                    <a:prstGeom prst="rect">
+                      <a:avLst/>
+                    </a:prstGeom>
+                  </pic:spPr>
+                </pic:pic>
+              </a:graphicData>
+            </a:graphic>
+          </wp:anchor>
+        </w:drawing>
+      </w:r>
+    </w:p>
+    <w:p/>
+    <w:p/>
+    <w:p/>
+    <w:p/>
+    <w:p>
+      <w:pPr>
+        <w:rPr>
+          <w:b/>
+          <w:bCs/>
+        </w:rPr>
+      </w:pPr>
+      <w:r>
+        <w:tab/>
+      </w:r>
+      <w:r>
+        <w:rPr>
+          <w:b/>
+          <w:bCs/>
+        </w:rPr>
+        <w:t>METODO DELETE RETORNANDO UM 204_NOTCONTENT</w:t>
+      </w:r>
+    </w:p>
+    <w:p>
+      <w:r>
+        <w:drawing>
+          <wp:inline distT="0" distB="0" distL="0" distR="0" wp14:anchorId="3FE16C43" wp14:editId="460324E6">
+            <wp:extent cx="5163271" cy="1476581"/>
+            <wp:effectExtent l="0" t="0" r="0" b="9525"/>
+            <wp:docPr id="976460322" name="Imagem 1"/>
+            <wp:cNvGraphicFramePr>
+              <a:graphicFrameLocks xmlns:a="http://schemas.openxmlformats.org/drawingml/2006/main" noChangeAspect="1"/>
+            </wp:cNvGraphicFramePr>
+            <a:graphic xmlns:a="http://schemas.openxmlformats.org/drawingml/2006/main">
+              <a:graphicData uri="http://schemas.openxmlformats.org/drawingml/2006/picture">
+                <pic:pic xmlns:pic="http://schemas.openxmlformats.org/drawingml/2006/picture">
+                  <pic:nvPicPr>
+                    <pic:cNvPr id="976460322" name=""/>
+                    <pic:cNvPicPr/>
+                  </pic:nvPicPr>
+                  <pic:blipFill>
+                    <a:blip r:embed="rId24"/>
+                    <a:stretch>
+                      <a:fillRect/>
+                    </a:stretch>
+                  </pic:blipFill>
+                  <pic:spPr>
+                    <a:xfrm>
+                      <a:off x="0" y="0"/>
+                      <a:ext cx="5163271" cy="1476581"/>
+                    </a:xfrm>
+                    <a:prstGeom prst="rect">
+                      <a:avLst/>
+                    </a:prstGeom>
+                  </pic:spPr>
+                </pic:pic>
+              </a:graphicData>
+            </a:graphic>
+          </wp:inline>
+        </w:drawing>
+      </w:r>
+      <w:r>
+        <w:br w:type="textWrapping" w:clear="all"/>
+      </w:r>
+    </w:p>
     <w:sectPr>
       <w:pgSz w:w="11906" w:h="16838"/>
       <w:pgMar w:top="1417" w:right="1701" w:bottom="1417" w:left="1701" w:header="708" w:footer="708" w:gutter="0"/>
@@ -509,6 +1510,118 @@
 <file path=word/numbering.xml><?xml version="1.0" encoding="utf-8"?>
 <w:numbering xmlns:wpc="http://schemas.microsoft.com/office/word/2010/wordprocessingCanvas" xmlns:cx="http://schemas.microsoft.com/office/drawing/2014/chartex" xmlns:cx1="http://schemas.microsoft.com/office/drawing/2015/9/8/chartex" xmlns:cx2="http://schemas.microsoft.com/office/drawing/2015/10/21/chartex" xmlns:cx3="http://schemas.microsoft.com/office/drawing/2016/5/9/chartex" xmlns:cx4="http://schemas.microsoft.com/office/drawing/2016/5/10/chartex" xmlns:cx5="http://schemas.microsoft.com/office/drawing/2016/5/11/chartex" xmlns:cx6="http://schemas.microsoft.com/office/drawing/2016/5/12/chartex" xmlns:cx7="http://schemas.microsoft.com/office/drawing/2016/5/13/chartex" xmlns:cx8="http://schemas.microsoft.com/office/drawing/2016/5/14/chartex" xmlns:mc="http://schemas.openxmlformats.org/markup-compatibility/2006" xmlns:aink="http://schemas.microsoft.com/office/drawing/2016/ink" xmlns:am3d="http://schemas.microsoft.com/office/drawing/2017/model3d" xmlns:o="urn:schemas-microsoft-com:office:office" xmlns:oel="http://schemas.microsoft.com/office/2019/extlst" xmlns:r="http://schemas.openxmlformats.org/officeDocument/2006/relationships" xmlns:m="http://schemas.openxmlformats.org/officeDocument/2006/math" xmlns:v="urn:schemas-microsoft-com:vml" xmlns:wp14="http://schemas.microsoft.com/office/word/2010/wordprocessingDrawing" xmlns:wp="http://schemas.openxmlformats.org/drawingml/2006/wordprocessingDrawing" xmlns:w10="urn:schemas-microsoft-com:office:word" xmlns:w="http://schemas.openxmlformats.org/wordprocessingml/2006/main" xmlns:w14="http://schemas.microsoft.com/office/word/2010/wordml" xmlns:w15="http://schemas.microsoft.com/office/word/2012/wordml" xmlns:w16cex="http://schemas.microsoft.com/office/word/2018/wordml/cex" xmlns:w16cid="http://schemas.microsoft.com/office/word/2016/wordml/cid" xmlns:w16="http://schemas.microsoft.com/office/word/2018/wordml" xmlns:w16du="http://schemas.microsoft.com/office/word/2023/wordml/word16du" xmlns:w16sdtdh="http://schemas.microsoft.com/office/word/2020/wordml/sdtdatahash" xmlns:w16sdtfl="http://schemas.microsoft.com/office/word/2024/wordml/sdtformatlock" xmlns:w16se="http://schemas.microsoft.com/office/word/2015/wordml/symex" xmlns:wpg="http://schemas.microsoft.com/office/word/2010/wordprocessingGroup" xmlns:wpi="http://schemas.microsoft.com/office/word/2010/wordprocessingInk" xmlns:wne="http://schemas.microsoft.com/office/word/2006/wordml" xmlns:wps="http://schemas.microsoft.com/office/word/2010/wordprocessingShape" mc:Ignorable="w14 w15 w16se w16cid w16 w16cex w16sdtdh w16sdtfl w16du wp14">
   <w:abstractNum w:abstractNumId="0" w15:restartNumberingAfterBreak="0">
+    <w:nsid w:val="031B60BD"/>
+    <w:multiLevelType w:val="hybridMultilevel"/>
+    <w:tmpl w:val="BD0CF5B4"/>
+    <w:lvl w:ilvl="0" w:tplc="BE30D7C2">
+      <w:numFmt w:val="bullet"/>
+      <w:lvlText w:val=""/>
+      <w:lvlJc w:val="left"/>
+      <w:pPr>
+        <w:ind w:left="720" w:hanging="360"/>
+      </w:pPr>
+      <w:rPr>
+        <w:rFonts w:ascii="Symbol" w:eastAsiaTheme="minorHAnsi" w:hAnsi="Symbol" w:cstheme="minorBidi" w:hint="default"/>
+      </w:rPr>
+    </w:lvl>
+    <w:lvl w:ilvl="1" w:tplc="04160003" w:tentative="1">
+      <w:start w:val="1"/>
+      <w:numFmt w:val="bullet"/>
+      <w:lvlText w:val="o"/>
+      <w:lvlJc w:val="left"/>
+      <w:pPr>
+        <w:ind w:left="1440" w:hanging="360"/>
+      </w:pPr>
+      <w:rPr>
+        <w:rFonts w:ascii="Courier New" w:hAnsi="Courier New" w:cs="Courier New" w:hint="default"/>
+      </w:rPr>
+    </w:lvl>
+    <w:lvl w:ilvl="2" w:tplc="04160005" w:tentative="1">
+      <w:start w:val="1"/>
+      <w:numFmt w:val="bullet"/>
+      <w:lvlText w:val=""/>
+      <w:lvlJc w:val="left"/>
+      <w:pPr>
+        <w:ind w:left="2160" w:hanging="360"/>
+      </w:pPr>
+      <w:rPr>
+        <w:rFonts w:ascii="Wingdings" w:hAnsi="Wingdings" w:hint="default"/>
+      </w:rPr>
+    </w:lvl>
+    <w:lvl w:ilvl="3" w:tplc="04160001" w:tentative="1">
+      <w:start w:val="1"/>
+      <w:numFmt w:val="bullet"/>
+      <w:lvlText w:val=""/>
+      <w:lvlJc w:val="left"/>
+      <w:pPr>
+        <w:ind w:left="2880" w:hanging="360"/>
+      </w:pPr>
+      <w:rPr>
+        <w:rFonts w:ascii="Symbol" w:hAnsi="Symbol" w:hint="default"/>
+      </w:rPr>
+    </w:lvl>
+    <w:lvl w:ilvl="4" w:tplc="04160003" w:tentative="1">
+      <w:start w:val="1"/>
+      <w:numFmt w:val="bullet"/>
+      <w:lvlText w:val="o"/>
+      <w:lvlJc w:val="left"/>
+      <w:pPr>
+        <w:ind w:left="3600" w:hanging="360"/>
+      </w:pPr>
+      <w:rPr>
+        <w:rFonts w:ascii="Courier New" w:hAnsi="Courier New" w:cs="Courier New" w:hint="default"/>
+      </w:rPr>
+    </w:lvl>
+    <w:lvl w:ilvl="5" w:tplc="04160005" w:tentative="1">
+      <w:start w:val="1"/>
+      <w:numFmt w:val="bullet"/>
+      <w:lvlText w:val=""/>
+      <w:lvlJc w:val="left"/>
+      <w:pPr>
+        <w:ind w:left="4320" w:hanging="360"/>
+      </w:pPr>
+      <w:rPr>
+        <w:rFonts w:ascii="Wingdings" w:hAnsi="Wingdings" w:hint="default"/>
+      </w:rPr>
+    </w:lvl>
+    <w:lvl w:ilvl="6" w:tplc="04160001" w:tentative="1">
+      <w:start w:val="1"/>
+      <w:numFmt w:val="bullet"/>
+      <w:lvlText w:val=""/>
+      <w:lvlJc w:val="left"/>
+      <w:pPr>
+        <w:ind w:left="5040" w:hanging="360"/>
+      </w:pPr>
+      <w:rPr>
+        <w:rFonts w:ascii="Symbol" w:hAnsi="Symbol" w:hint="default"/>
+      </w:rPr>
+    </w:lvl>
+    <w:lvl w:ilvl="7" w:tplc="04160003" w:tentative="1">
+      <w:start w:val="1"/>
+      <w:numFmt w:val="bullet"/>
+      <w:lvlText w:val="o"/>
+      <w:lvlJc w:val="left"/>
+      <w:pPr>
+        <w:ind w:left="5760" w:hanging="360"/>
+      </w:pPr>
+      <w:rPr>
+        <w:rFonts w:ascii="Courier New" w:hAnsi="Courier New" w:cs="Courier New" w:hint="default"/>
+      </w:rPr>
+    </w:lvl>
+    <w:lvl w:ilvl="8" w:tplc="04160005" w:tentative="1">
+      <w:start w:val="1"/>
+      <w:numFmt w:val="bullet"/>
+      <w:lvlText w:val=""/>
+      <w:lvlJc w:val="left"/>
+      <w:pPr>
+        <w:ind w:left="6480" w:hanging="360"/>
+      </w:pPr>
+      <w:rPr>
+        <w:rFonts w:ascii="Wingdings" w:hAnsi="Wingdings" w:hint="default"/>
+      </w:rPr>
+    </w:lvl>
+  </w:abstractNum>
+  <w:abstractNum w:abstractNumId="1" w15:restartNumberingAfterBreak="0">
     <w:nsid w:val="590841A5"/>
     <w:multiLevelType w:val="multilevel"/>
     <w:tmpl w:val="24C63818"/>
@@ -657,7 +1770,7 @@
       </w:rPr>
     </w:lvl>
   </w:abstractNum>
-  <w:abstractNum w:abstractNumId="1" w15:restartNumberingAfterBreak="0">
+  <w:abstractNum w:abstractNumId="2" w15:restartNumberingAfterBreak="0">
     <w:nsid w:val="6B951299"/>
     <w:multiLevelType w:val="multilevel"/>
     <w:tmpl w:val="7A50EFF2"/>
@@ -770,11 +1883,166 @@
       </w:pPr>
     </w:lvl>
   </w:abstractNum>
+  <w:abstractNum w:abstractNumId="3" w15:restartNumberingAfterBreak="0">
+    <w:nsid w:val="7E316BE3"/>
+    <w:multiLevelType w:val="multilevel"/>
+    <w:tmpl w:val="75885D76"/>
+    <w:lvl w:ilvl="0">
+      <w:start w:val="1"/>
+      <w:numFmt w:val="bullet"/>
+      <w:lvlText w:val=""/>
+      <w:lvlJc w:val="left"/>
+      <w:pPr>
+        <w:tabs>
+          <w:tab w:val="num" w:pos="720"/>
+        </w:tabs>
+        <w:ind w:left="720" w:hanging="360"/>
+      </w:pPr>
+      <w:rPr>
+        <w:rFonts w:ascii="Symbol" w:hAnsi="Symbol" w:hint="default"/>
+        <w:sz w:val="20"/>
+      </w:rPr>
+    </w:lvl>
+    <w:lvl w:ilvl="1" w:tentative="1">
+      <w:start w:val="1"/>
+      <w:numFmt w:val="bullet"/>
+      <w:lvlText w:val="o"/>
+      <w:lvlJc w:val="left"/>
+      <w:pPr>
+        <w:tabs>
+          <w:tab w:val="num" w:pos="1440"/>
+        </w:tabs>
+        <w:ind w:left="1440" w:hanging="360"/>
+      </w:pPr>
+      <w:rPr>
+        <w:rFonts w:ascii="Courier New" w:hAnsi="Courier New" w:hint="default"/>
+        <w:sz w:val="20"/>
+      </w:rPr>
+    </w:lvl>
+    <w:lvl w:ilvl="2" w:tentative="1">
+      <w:start w:val="1"/>
+      <w:numFmt w:val="bullet"/>
+      <w:lvlText w:val=""/>
+      <w:lvlJc w:val="left"/>
+      <w:pPr>
+        <w:tabs>
+          <w:tab w:val="num" w:pos="2160"/>
+        </w:tabs>
+        <w:ind w:left="2160" w:hanging="360"/>
+      </w:pPr>
+      <w:rPr>
+        <w:rFonts w:ascii="Wingdings" w:hAnsi="Wingdings" w:hint="default"/>
+        <w:sz w:val="20"/>
+      </w:rPr>
+    </w:lvl>
+    <w:lvl w:ilvl="3" w:tentative="1">
+      <w:start w:val="1"/>
+      <w:numFmt w:val="bullet"/>
+      <w:lvlText w:val=""/>
+      <w:lvlJc w:val="left"/>
+      <w:pPr>
+        <w:tabs>
+          <w:tab w:val="num" w:pos="2880"/>
+        </w:tabs>
+        <w:ind w:left="2880" w:hanging="360"/>
+      </w:pPr>
+      <w:rPr>
+        <w:rFonts w:ascii="Wingdings" w:hAnsi="Wingdings" w:hint="default"/>
+        <w:sz w:val="20"/>
+      </w:rPr>
+    </w:lvl>
+    <w:lvl w:ilvl="4" w:tentative="1">
+      <w:start w:val="1"/>
+      <w:numFmt w:val="bullet"/>
+      <w:lvlText w:val=""/>
+      <w:lvlJc w:val="left"/>
+      <w:pPr>
+        <w:tabs>
+          <w:tab w:val="num" w:pos="3600"/>
+        </w:tabs>
+        <w:ind w:left="3600" w:hanging="360"/>
+      </w:pPr>
+      <w:rPr>
+        <w:rFonts w:ascii="Wingdings" w:hAnsi="Wingdings" w:hint="default"/>
+        <w:sz w:val="20"/>
+      </w:rPr>
+    </w:lvl>
+    <w:lvl w:ilvl="5" w:tentative="1">
+      <w:start w:val="1"/>
+      <w:numFmt w:val="bullet"/>
+      <w:lvlText w:val=""/>
+      <w:lvlJc w:val="left"/>
+      <w:pPr>
+        <w:tabs>
+          <w:tab w:val="num" w:pos="4320"/>
+        </w:tabs>
+        <w:ind w:left="4320" w:hanging="360"/>
+      </w:pPr>
+      <w:rPr>
+        <w:rFonts w:ascii="Wingdings" w:hAnsi="Wingdings" w:hint="default"/>
+        <w:sz w:val="20"/>
+      </w:rPr>
+    </w:lvl>
+    <w:lvl w:ilvl="6" w:tentative="1">
+      <w:start w:val="1"/>
+      <w:numFmt w:val="bullet"/>
+      <w:lvlText w:val=""/>
+      <w:lvlJc w:val="left"/>
+      <w:pPr>
+        <w:tabs>
+          <w:tab w:val="num" w:pos="5040"/>
+        </w:tabs>
+        <w:ind w:left="5040" w:hanging="360"/>
+      </w:pPr>
+      <w:rPr>
+        <w:rFonts w:ascii="Wingdings" w:hAnsi="Wingdings" w:hint="default"/>
+        <w:sz w:val="20"/>
+      </w:rPr>
+    </w:lvl>
+    <w:lvl w:ilvl="7" w:tentative="1">
+      <w:start w:val="1"/>
+      <w:numFmt w:val="bullet"/>
+      <w:lvlText w:val=""/>
+      <w:lvlJc w:val="left"/>
+      <w:pPr>
+        <w:tabs>
+          <w:tab w:val="num" w:pos="5760"/>
+        </w:tabs>
+        <w:ind w:left="5760" w:hanging="360"/>
+      </w:pPr>
+      <w:rPr>
+        <w:rFonts w:ascii="Wingdings" w:hAnsi="Wingdings" w:hint="default"/>
+        <w:sz w:val="20"/>
+      </w:rPr>
+    </w:lvl>
+    <w:lvl w:ilvl="8" w:tentative="1">
+      <w:start w:val="1"/>
+      <w:numFmt w:val="bullet"/>
+      <w:lvlText w:val=""/>
+      <w:lvlJc w:val="left"/>
+      <w:pPr>
+        <w:tabs>
+          <w:tab w:val="num" w:pos="6480"/>
+        </w:tabs>
+        <w:ind w:left="6480" w:hanging="360"/>
+      </w:pPr>
+      <w:rPr>
+        <w:rFonts w:ascii="Wingdings" w:hAnsi="Wingdings" w:hint="default"/>
+        <w:sz w:val="20"/>
+      </w:rPr>
+    </w:lvl>
+  </w:abstractNum>
   <w:num w:numId="1" w16cid:durableId="774524143">
+    <w:abstractNumId w:val="1"/>
+  </w:num>
+  <w:num w:numId="2" w16cid:durableId="1306088670">
+    <w:abstractNumId w:val="2"/>
+  </w:num>
+  <w:num w:numId="3" w16cid:durableId="1576672493">
     <w:abstractNumId w:val="0"/>
   </w:num>
-  <w:num w:numId="2" w16cid:durableId="1306088670">
-    <w:abstractNumId w:val="1"/>
+  <w:num w:numId="4" w16cid:durableId="155071206">
+    <w:abstractNumId w:val="3"/>
   </w:num>
 </w:numbering>
 </file>
@@ -1382,6 +2650,7 @@
   <w:style w:type="character" w:default="1" w:styleId="Fontepargpadro">
     <w:name w:val="Default Paragraph Font"/>
     <w:uiPriority w:val="1"/>
+    <w:semiHidden/>
     <w:unhideWhenUsed/>
   </w:style>
   <w:style w:type="table" w:default="1" w:styleId="Tabelanormal">
@@ -1698,6 +2967,174 @@
 </w:styles>
 </file>
 
+<file path=word/ink/ink1.xml><?xml version="1.0" encoding="utf-8"?>
+<inkml:ink xmlns:inkml="http://www.w3.org/2003/InkML">
+  <inkml:definitions>
+    <inkml:context xml:id="ctx0">
+      <inkml:inkSource xml:id="inkSrc0">
+        <inkml:traceFormat>
+          <inkml:channel name="X" type="integer" min="-2.14748E9" max="2.14748E9" units="cm"/>
+          <inkml:channel name="Y" type="integer" min="-2.14748E9" max="2.14748E9" units="cm"/>
+          <inkml:channel name="F" type="integer" max="32767" units="dev"/>
+        </inkml:traceFormat>
+        <inkml:channelProperties>
+          <inkml:channelProperty channel="X" name="resolution" value="1000" units="1/cm"/>
+          <inkml:channelProperty channel="Y" name="resolution" value="1000" units="1/cm"/>
+          <inkml:channelProperty channel="F" name="resolution" value="0" units="1/dev"/>
+        </inkml:channelProperties>
+      </inkml:inkSource>
+      <inkml:timestamp xml:id="ts0" timeString="2025-11-03T19:34:37.256"/>
+    </inkml:context>
+    <inkml:brush xml:id="br0">
+      <inkml:brushProperty name="width" value="0.035" units="cm"/>
+      <inkml:brushProperty name="height" value="0.035" units="cm"/>
+      <inkml:brushProperty name="color" value="#E71224"/>
+    </inkml:brush>
+  </inkml:definitions>
+  <inkml:trace contextRef="#ctx0" brushRef="#br0">43 125 24575,'0'-1'0,"1"1"0,-1-1 0,0 0 0,1 0 0,-1 0 0,0 1 0,1-1 0,-1 0 0,1 1 0,-1-1 0,1 0 0,0 1 0,-1-1 0,1 1 0,-1-1 0,1 1 0,0-1 0,0 1 0,-1 0 0,1-1 0,0 1 0,0 0 0,-1-1 0,1 1 0,0 0 0,0 0 0,0 0 0,0 0 0,29-4 0,-25 4 0,219-28 0,-127 17 0,0 3 0,151 8 0,-97 3 0,-145-3 0,19 1 0,0-1 0,-1-2 0,1 0 0,0-1 0,-1-2 0,29-8 0,-36 7 0,1 2 0,0 0 0,0 1 0,32-2 0,77 7 0,-46 1 0,-3-2 0,96-3 0,-105-8 0,-44 6 0,38-2 0,438 6 0,-493 1 0,-1-1 0,1 1 0,0 1 0,-1-1 0,1 1 0,-1 1 0,1-1 0,-1 1 0,0 1 0,10 6 0,5 4 0,35 32 0,-30-24 0,-19-15 0,-1 0 0,1 0 0,-1 0 0,0 1 0,-1 0 0,0 0 0,0 1 0,-1-1 0,0 1 0,-1 0 0,0 1 0,0-1 0,-1 1 0,0 0 0,-1 0 0,0 0 0,0 0 0,-1 0 0,0 0 0,-2 13 0,1-3 0,-1 1 0,-7 36 0,6-49 0,0 1 0,-1 0 0,-1-1 0,1 0 0,-1 0 0,-1 0 0,1 0 0,-1-1 0,-7 8 0,1-2 0,-4 6 0,-1-2 0,-26 25 0,34-36 0,0 0 0,0-1 0,-1 0 0,1 0 0,-1-1 0,0 0 0,0-1 0,-1 0 0,-12 3 0,-49 6 0,-141 7 0,-76-21 0,107 0 0,-650 2 0,813-1 0,1-1 0,-27-6 0,26 5 0,-2-1 0,-19 1 0,-84-1 0,-199-32 0,308 32 0,1 0 0,-1 0 0,1-2 0,-1 0 0,1 0 0,1-1 0,0-1 0,0 0 0,0-1 0,1 0 0,0 0 0,1-1 0,-16-20 0,21 22 0,0 0 0,1 0 0,0-1 0,0 0 0,1 1 0,0-1 0,1 0 0,0-1 0,-2-16 0,2-9 0,2-45 0,1 45 0,-1-68-1365,0 85-5462</inkml:trace>
+</inkml:ink>
+</file>
+
+<file path=word/ink/ink2.xml><?xml version="1.0" encoding="utf-8"?>
+<inkml:ink xmlns:inkml="http://www.w3.org/2003/InkML">
+  <inkml:definitions>
+    <inkml:context xml:id="ctx0">
+      <inkml:inkSource xml:id="inkSrc0">
+        <inkml:traceFormat>
+          <inkml:channel name="X" type="integer" min="-2.14748E9" max="2.14748E9" units="cm"/>
+          <inkml:channel name="Y" type="integer" min="-2.14748E9" max="2.14748E9" units="cm"/>
+          <inkml:channel name="F" type="integer" max="32767" units="dev"/>
+        </inkml:traceFormat>
+        <inkml:channelProperties>
+          <inkml:channelProperty channel="X" name="resolution" value="1000" units="1/cm"/>
+          <inkml:channelProperty channel="Y" name="resolution" value="1000" units="1/cm"/>
+          <inkml:channelProperty channel="F" name="resolution" value="0" units="1/dev"/>
+        </inkml:channelProperties>
+      </inkml:inkSource>
+      <inkml:timestamp xml:id="ts0" timeString="2025-11-03T19:32:10.821"/>
+    </inkml:context>
+    <inkml:brush xml:id="br0">
+      <inkml:brushProperty name="width" value="0.035" units="cm"/>
+      <inkml:brushProperty name="height" value="0.035" units="cm"/>
+      <inkml:brushProperty name="color" value="#E71224"/>
+    </inkml:brush>
+  </inkml:definitions>
+  <inkml:trace contextRef="#ctx0" brushRef="#br0">1 0 24575,'0'0'-8191</inkml:trace>
+</inkml:ink>
+</file>
+
+<file path=word/ink/ink3.xml><?xml version="1.0" encoding="utf-8"?>
+<inkml:ink xmlns:inkml="http://www.w3.org/2003/InkML">
+  <inkml:definitions>
+    <inkml:context xml:id="ctx0">
+      <inkml:inkSource xml:id="inkSrc0">
+        <inkml:traceFormat>
+          <inkml:channel name="X" type="integer" min="-2.14748E9" max="2.14748E9" units="cm"/>
+          <inkml:channel name="Y" type="integer" min="-2.14748E9" max="2.14748E9" units="cm"/>
+          <inkml:channel name="F" type="integer" max="32767" units="dev"/>
+        </inkml:traceFormat>
+        <inkml:channelProperties>
+          <inkml:channelProperty channel="X" name="resolution" value="1000" units="1/cm"/>
+          <inkml:channelProperty channel="Y" name="resolution" value="1000" units="1/cm"/>
+          <inkml:channelProperty channel="F" name="resolution" value="0" units="1/dev"/>
+        </inkml:channelProperties>
+      </inkml:inkSource>
+      <inkml:timestamp xml:id="ts0" timeString="2025-11-03T19:32:08.593"/>
+    </inkml:context>
+    <inkml:brush xml:id="br0">
+      <inkml:brushProperty name="width" value="0.035" units="cm"/>
+      <inkml:brushProperty name="height" value="0.035" units="cm"/>
+      <inkml:brushProperty name="color" value="#E71224"/>
+    </inkml:brush>
+  </inkml:definitions>
+  <inkml:trace contextRef="#ctx0" brushRef="#br0">0 1 24575,'0'0'-8191</inkml:trace>
+</inkml:ink>
+</file>
+
+<file path=word/ink/ink4.xml><?xml version="1.0" encoding="utf-8"?>
+<inkml:ink xmlns:inkml="http://www.w3.org/2003/InkML">
+  <inkml:definitions>
+    <inkml:context xml:id="ctx0">
+      <inkml:inkSource xml:id="inkSrc0">
+        <inkml:traceFormat>
+          <inkml:channel name="X" type="integer" min="-2.14748E9" max="2.14748E9" units="cm"/>
+          <inkml:channel name="Y" type="integer" min="-2.14748E9" max="2.14748E9" units="cm"/>
+          <inkml:channel name="F" type="integer" max="32767" units="dev"/>
+        </inkml:traceFormat>
+        <inkml:channelProperties>
+          <inkml:channelProperty channel="X" name="resolution" value="1000" units="1/cm"/>
+          <inkml:channelProperty channel="Y" name="resolution" value="1000" units="1/cm"/>
+          <inkml:channelProperty channel="F" name="resolution" value="0" units="1/dev"/>
+        </inkml:channelProperties>
+      </inkml:inkSource>
+      <inkml:timestamp xml:id="ts0" timeString="2025-11-03T19:32:05.533"/>
+    </inkml:context>
+    <inkml:brush xml:id="br0">
+      <inkml:brushProperty name="width" value="0.035" units="cm"/>
+      <inkml:brushProperty name="height" value="0.035" units="cm"/>
+      <inkml:brushProperty name="color" value="#E71224"/>
+    </inkml:brush>
+  </inkml:definitions>
+  <inkml:trace contextRef="#ctx0" brushRef="#br0">4157 552 24519,'-1'22'0,"-4"0"0,-3-1 0,-3 1 0,-4-1 0,-2 0 0,-4 0 0,-2 0 0,-4-1 0,-3 1 0,-3-2 0,-2 1 0,-4-1 0,-2 0 0,-3-1 0,-3 0 0,-2-1 0,-3 0 0,-2-1 0,-3 0 0,-1-1 0,-3-1 0,-2 0 0,-3-1 0,-1-1 0,-1 0 0,-3-1 0,-1-1 0,-1-1 0,-2 0 0,-1-1 0,-1-1 0,-1-1 0,-1 0 0,-1-1 0,0-2 0,-1 0 0,0-1 0,-1 0 0,1-2 0,-1 0 0,1-2 0,-1 0 0,2-1 0,-1 0 0,1-2 0,1-1 0,1 0 0,1-1 0,1-1 0,1-1 0,2 0 0,1-1 0,2-1 0,1-1 0,2 0 0,2-1 0,2-1 0,2 0 0,2-1 0,2-1 0,3 0 0,2-1 0,3 0 0,2-1 0,3 0 0,3-1 0,3 0 0,2-1 0,3 1 0,4-2 0,2 1 0,3-1 0,3 0 0,4 0 0,3 0 0,2-1 0,4 1 0,4-1 0,2 0 0,4 1 0,2-1 0,4 1 0,4-1 0,2 1 0,3 0 0,4 0 0,3 0 0,3 0 0,2 1 0,4 0 0,3 1 0,2 0 0,3 0 0,3 1 0,3 0 0,2 1 0,3 0 0,2 1 0,3 0 0,2 1 0,2 1 0,2 0 0,2 1 0,2 1 0,2 0 0,1 1 0,2 1 0,1 0 0,2 2 0,1 0 0,1 1 0,1 0 0,1 2 0,1 0 0,1 2 0,-1 0 0,2 0 0,-1 2 0,1 1 0,-1 0 0,1 1 0,-1 2 0,0 0 0,-1 0 0,0 2 0,-1 0 0,-1 2 0,-1 0 0,-1 1 0,-1 0 0,-2 2 0,-1 0 0,-1 1 0,-3 1 0,-1 0 0,-1 1 0,-3 1 0,-2 0 0,-3 1 0,-1 1 0,-3 0 0,-2 1 0,-3 0 0,-2 1 0,-3 0 0,-3 1 0,-2 0 0,-4 0 0,-2 1 0,-3 0 0,-3 1 0,-4 0 0,-2 0 0,-4 0 0,-2 0 0,-4 1 0,-3-1 0,-3 1 0,-4-1 0</inkml:trace>
+</inkml:ink>
+</file>
+
+<file path=word/ink/ink5.xml><?xml version="1.0" encoding="utf-8"?>
+<inkml:ink xmlns:inkml="http://www.w3.org/2003/InkML">
+  <inkml:definitions>
+    <inkml:context xml:id="ctx0">
+      <inkml:inkSource xml:id="inkSrc0">
+        <inkml:traceFormat>
+          <inkml:channel name="X" type="integer" min="-2.14748E9" max="2.14748E9" units="cm"/>
+          <inkml:channel name="Y" type="integer" min="-2.14748E9" max="2.14748E9" units="cm"/>
+          <inkml:channel name="F" type="integer" max="32767" units="dev"/>
+        </inkml:traceFormat>
+        <inkml:channelProperties>
+          <inkml:channelProperty channel="X" name="resolution" value="1000" units="1/cm"/>
+          <inkml:channelProperty channel="Y" name="resolution" value="1000" units="1/cm"/>
+          <inkml:channelProperty channel="F" name="resolution" value="0" units="1/dev"/>
+        </inkml:channelProperties>
+      </inkml:inkSource>
+      <inkml:timestamp xml:id="ts0" timeString="2025-11-03T19:35:17.207"/>
+    </inkml:context>
+    <inkml:brush xml:id="br0">
+      <inkml:brushProperty name="width" value="0.035" units="cm"/>
+      <inkml:brushProperty name="height" value="0.035" units="cm"/>
+      <inkml:brushProperty name="color" value="#E71224"/>
+    </inkml:brush>
+  </inkml:definitions>
+  <inkml:trace contextRef="#ctx0" brushRef="#br0">1 0 24575,'0'0'-8191</inkml:trace>
+</inkml:ink>
+</file>
+
+<file path=word/ink/ink6.xml><?xml version="1.0" encoding="utf-8"?>
+<inkml:ink xmlns:inkml="http://www.w3.org/2003/InkML">
+  <inkml:definitions>
+    <inkml:context xml:id="ctx0">
+      <inkml:inkSource xml:id="inkSrc0">
+        <inkml:traceFormat>
+          <inkml:channel name="X" type="integer" min="-2.14748E9" max="2.14748E9" units="cm"/>
+          <inkml:channel name="Y" type="integer" min="-2.14748E9" max="2.14748E9" units="cm"/>
+          <inkml:channel name="F" type="integer" max="32767" units="dev"/>
+        </inkml:traceFormat>
+        <inkml:channelProperties>
+          <inkml:channelProperty channel="X" name="resolution" value="1000" units="1/cm"/>
+          <inkml:channelProperty channel="Y" name="resolution" value="1000" units="1/cm"/>
+          <inkml:channelProperty channel="F" name="resolution" value="0" units="1/dev"/>
+        </inkml:channelProperties>
+      </inkml:inkSource>
+      <inkml:timestamp xml:id="ts0" timeString="2025-11-03T19:40:07.134"/>
+    </inkml:context>
+    <inkml:brush xml:id="br0">
+      <inkml:brushProperty name="width" value="0.035" units="cm"/>
+      <inkml:brushProperty name="height" value="0.035" units="cm"/>
+      <inkml:brushProperty name="color" value="#E71224"/>
+    </inkml:brush>
+  </inkml:definitions>
+  <inkml:trace contextRef="#ctx0" brushRef="#br0">189 1 24575,'900'47'0,"-739"-34"0,70 6 0,612 29 0,-41-76 0,-48 7 0,2 44 0,75 1 0,114-25 0,-802-10 0,-8 0 0,-42 10 0,185 4 0,-269-3 0,0 1 0,0 0 0,0 0 0,0 1 0,0 0 0,0 1 0,0 0 0,0 0 0,-1 1 0,0 0 0,0 1 0,0 0 0,0 0 0,-1 0 0,1 1 0,-2 0 0,1 1 0,-1-1 0,1 1 0,-2 0 0,1 1 0,-1 0 0,0-1 0,-1 2 0,0-1 0,0 0 0,-1 1 0,0 0 0,0 0 0,-1 0 0,-1 0 0,2 12 0,-1-2 0,0-1 0,-2 1 0,0 0 0,-1-1 0,-1 1 0,-5 24 0,6-38 0,-1 1 0,0-1 0,0 0 0,0 0 0,-1 0 0,1 0 0,-1 0 0,0 0 0,-1-1 0,1 0 0,-1 1 0,0-1 0,0-1 0,0 1 0,0 0 0,-1-1 0,0 0 0,1 0 0,-1-1 0,0 1 0,0-1 0,-1 0 0,1 0 0,0-1 0,-10 2 0,-23 2 0,0-2 0,-51-3 0,51-1 0,0 2 0,-56 7 0,-33 19 0,69-13 0,0-3 0,0-2 0,-89 1 0,-106 0 0,30 0 0,-2793-11 0,2673 12 0,9 0 0,84-10 0,-441-4 0,469-7 0,-96 0 0,207 12 0,-143-4 0,241 0 0,-1 0 0,1-1 0,0 0 0,0-1 0,0 0 0,1-1 0,-13-6 0,-80-53 0,39 21 0,61 41 0,0-1 0,0 0 0,0 0 0,1 0 0,0-1 0,-1 0 0,1 0 0,1 0 0,-1 0 0,1 0 0,-1-1 0,1 0 0,0 1 0,1-1 0,-1 0 0,1 0 0,0-1 0,0 1 0,1 0 0,0-1 0,0 1 0,0-1 0,0 1 0,1-1 0,1-10 0,-2-16 0,5-144 0,-4 173 0,1 0 0,0 0 0,0 0 0,0 0 0,0-1 0,0 1 0,1 1 0,-1-1 0,1 0 0,0 0 0,0 1 0,0-1 0,2-2 0,36-29 0,-15 13 0,-17 15 17,0 0 0,1 1 1,-1 0-1,1 0 0,0 1 0,16-5 0,-2 1-760,38-6 1,-43 11-6085</inkml:trace>
+</inkml:ink>
+</file>
+
 <file path=word/theme/theme1.xml><?xml version="1.0" encoding="utf-8"?>
 <a:theme xmlns:a="http://schemas.openxmlformats.org/drawingml/2006/main" name="Tema do Office">
   <a:themeElements>
